--- a/project-docs/05-student-lab-handouts/DSYS601 Lab3 Install monitoring.docx
+++ b/project-docs/05-student-lab-handouts/DSYS601 Lab3 Install monitoring.docx
@@ -6049,31 +6049,6 @@
     </w:p>
     <w:p xmlns:wp14="http://schemas.microsoft.com/office/word/2010/wordml" wp14:textId="77777777">
       <w:pPr>
-        <w:spacing w:after="120"/>
-      </w:pPr>
-      <w:r>
-        <w:rPr>
-          <w:lang w:val="en-US"/>
-        </w:rPr>
-        <w:t xml:space="preserve">Do the optional extra now if you have time. Otherwise go to </w:t>
-      </w:r>
-      <w:r>
-        <w:rPr>
-          <w:b w:val="1"/>
-          <w:bCs w:val="1"/>
-          <w:lang w:val="en-US"/>
-        </w:rPr>
-        <w:t>Finish up</w:t>
-      </w:r>
-      <w:r>
-        <w:rPr>
-          <w:lang w:val="en-US"/>
-        </w:rPr>
-        <w:t>.</w:t>
-      </w:r>
-    </w:p>
-    <w:p xmlns:wp14="http://schemas.microsoft.com/office/word/2010/wordml" wp14:textId="77777777">
-      <w:pPr>
         <w:pStyle w:val="Heading1"/>
       </w:pPr>
       <w:r>
@@ -6095,7 +6070,7 @@
           <w:color w:val="2E5C8A"/>
           <w:lang w:val="en-US"/>
         </w:rPr>
-        <w:t xml:space="preserve">Step 31  </w:t>
+        <w:t xml:space="preserve">Step 30  </w:t>
       </w:r>
       <w:r>
         <w:rPr>

--- a/project-docs/05-student-lab-handouts/DSYS601 Lab3 Install monitoring.docx
+++ b/project-docs/05-student-lab-handouts/DSYS601 Lab3 Install monitoring.docx
@@ -169,13 +169,7 @@
               <w:rPr>
                 <w:lang w:val="en-US"/>
               </w:rPr>
-              <w:t xml:space="preserve">About </w:t>
-            </w:r>
-            <w:r>
-              <w:rPr>
-                <w:lang w:val="en-US"/>
-              </w:rPr>
-              <w:t>90 minutes</w:t>
+              <w:t xml:space="preserve">About 90 minutes. New to Kubernetes? Allow up to 2 hours, including time to fix small problems.</w:t>
             </w:r>
           </w:p>
         </w:tc>

--- a/project-docs/05-student-lab-handouts/DSYS601 Lab3 Install monitoring.docx
+++ b/project-docs/05-student-lab-handouts/DSYS601 Lab3 Install monitoring.docx
@@ -6197,6 +6197,405 @@
         <w:spacing w:after="60"/>
       </w:pPr>
     </w:p>
+    <w:p xmlns:wp14="http://schemas.microsoft.com/office/word/2010/wordml" wp14:textId="77777777">
+      <w:pPr>
+        <w:pStyle w:val="Heading1"/>
+      </w:pPr>
+      <w:r>
+        <w:t xml:space="preserve">If something goes wrong</w:t>
+      </w:r>
+    </w:p>
+    <w:tbl>
+      <w:tblPr>
+        <w:tblW w:w="9638" w:type="dxa"/>
+        <w:tblBorders>
+          <w:top w:val="single" w:color="auto" w:sz="4"/>
+          <w:left w:val="single" w:color="auto" w:sz="4"/>
+          <w:bottom w:val="single" w:color="auto" w:sz="4"/>
+          <w:right w:val="single" w:color="auto" w:sz="4"/>
+          <w:insideH w:val="single" w:color="auto" w:sz="4"/>
+          <w:insideV w:val="single" w:color="auto" w:sz="4"/>
+        </w:tblBorders>
+        <w:tblLayout w:type="fixed"/>
+      </w:tblPr>
+      <w:tblGrid>
+        <w:gridCol w:w="3300"/>
+        <w:gridCol w:w="6338"/>
+      </w:tblGrid>
+      <w:tr xmlns:wp14="http://schemas.microsoft.com/office/word/2010/wordml" wp14:textId="77777777">
+        <w:trPr>
+          <w:tblHeader/>
+        </w:trPr>
+        <w:tc>
+          <w:tcPr>
+            <w:tcW w:w="3300" w:type="dxa"/>
+            <w:tcBorders>
+              <w:top w:val="single" w:color="BFBFBF" w:sz="4"/>
+              <w:left w:val="single" w:color="BFBFBF" w:sz="4"/>
+              <w:bottom w:val="single" w:color="BFBFBF" w:sz="4"/>
+              <w:right w:val="single" w:color="BFBFBF" w:sz="4"/>
+            </w:tcBorders>
+            <w:shd w:val="clear" w:color="auto" w:fill="1F3864"/>
+            <w:tcMar>
+              <w:top w:w="60" w:type="dxa"/>
+              <w:left w:w="110" w:type="dxa"/>
+              <w:bottom w:w="60" w:type="dxa"/>
+              <w:right w:w="110" w:type="dxa"/>
+            </w:tcMar>
+          </w:tcPr>
+          <w:p wp14:textId="77777777">
+            <w:r>
+              <w:rPr>
+                <w:b/>
+                <w:bCs/>
+                <w:color w:val="FFFFFF"/>
+              </w:rPr>
+              <w:t xml:space="preserve">Problem</w:t>
+            </w:r>
+          </w:p>
+        </w:tc>
+        <w:tc>
+          <w:tcPr>
+            <w:tcW w:w="6338" w:type="dxa"/>
+            <w:tcBorders>
+              <w:top w:val="single" w:color="BFBFBF" w:sz="4"/>
+              <w:left w:val="single" w:color="BFBFBF" w:sz="4"/>
+              <w:bottom w:val="single" w:color="BFBFBF" w:sz="4"/>
+              <w:right w:val="single" w:color="BFBFBF" w:sz="4"/>
+            </w:tcBorders>
+            <w:shd w:val="clear" w:color="auto" w:fill="1F3864"/>
+            <w:tcMar>
+              <w:top w:w="60" w:type="dxa"/>
+              <w:left w:w="110" w:type="dxa"/>
+              <w:bottom w:w="60" w:type="dxa"/>
+              <w:right w:w="110" w:type="dxa"/>
+            </w:tcMar>
+          </w:tcPr>
+          <w:p wp14:textId="77777777">
+            <w:r>
+              <w:rPr>
+                <w:b/>
+                <w:bCs/>
+                <w:color w:val="FFFFFF"/>
+              </w:rPr>
+              <w:t xml:space="preserve">Fix</w:t>
+            </w:r>
+          </w:p>
+        </w:tc>
+      </w:tr>
+      <w:tr xmlns:wp14="http://schemas.microsoft.com/office/word/2010/wordml" wp14:textId="77777777">
+        <w:trPr>
+          <w:cantSplit/>
+        </w:trPr>
+        <w:tc>
+          <w:tcPr>
+            <w:tcW w:w="3300" w:type="dxa"/>
+            <w:tcBorders>
+              <w:top w:val="single" w:color="BFBFBF" w:sz="4"/>
+              <w:left w:val="single" w:color="BFBFBF" w:sz="4"/>
+              <w:bottom w:val="single" w:color="BFBFBF" w:sz="4"/>
+              <w:right w:val="single" w:color="BFBFBF" w:sz="4"/>
+            </w:tcBorders>
+            <w:tcMar>
+              <w:top w:w="60" w:type="dxa"/>
+              <w:left w:w="110" w:type="dxa"/>
+              <w:bottom w:w="60" w:type="dxa"/>
+              <w:right w:w="110" w:type="dxa"/>
+            </w:tcMar>
+          </w:tcPr>
+          <w:p wp14:textId="77777777">
+            <w:r>
+              <w:t xml:space="preserve">The install script stops and talks about .env or the password</w:t>
+            </w:r>
+          </w:p>
+        </w:tc>
+        <w:tc>
+          <w:tcPr>
+            <w:tcW w:w="6338" w:type="dxa"/>
+            <w:tcBorders>
+              <w:top w:val="single" w:color="BFBFBF" w:sz="4"/>
+              <w:left w:val="single" w:color="BFBFBF" w:sz="4"/>
+              <w:bottom w:val="single" w:color="BFBFBF" w:sz="4"/>
+              <w:right w:val="single" w:color="BFBFBF" w:sz="4"/>
+            </w:tcBorders>
+            <w:tcMar>
+              <w:top w:w="60" w:type="dxa"/>
+              <w:left w:w="110" w:type="dxa"/>
+              <w:bottom w:w="60" w:type="dxa"/>
+              <w:right w:w="110" w:type="dxa"/>
+            </w:tcMar>
+          </w:tcPr>
+          <w:p wp14:textId="77777777">
+            <w:r>
+              <w:rPr>
+                <w:lang w:val="en-US"/>
+              </w:rPr>
+              <w:t xml:space="preserve">Do Part 2 first: copy .env.example to .env and set a password in it.</w:t>
+            </w:r>
+          </w:p>
+        </w:tc>
+      </w:tr>
+      <w:tr xmlns:wp14="http://schemas.microsoft.com/office/word/2010/wordml" wp14:textId="77777777">
+        <w:trPr>
+          <w:cantSplit/>
+        </w:trPr>
+        <w:tc>
+          <w:tcPr>
+            <w:tcW w:w="3300" w:type="dxa"/>
+            <w:tcBorders>
+              <w:top w:val="single" w:color="BFBFBF" w:sz="4"/>
+              <w:left w:val="single" w:color="BFBFBF" w:sz="4"/>
+              <w:bottom w:val="single" w:color="BFBFBF" w:sz="4"/>
+              <w:right w:val="single" w:color="BFBFBF" w:sz="4"/>
+            </w:tcBorders>
+            <w:tcMar>
+              <w:top w:w="60" w:type="dxa"/>
+              <w:left w:w="110" w:type="dxa"/>
+              <w:bottom w:w="60" w:type="dxa"/>
+              <w:right w:w="110" w:type="dxa"/>
+            </w:tcMar>
+          </w:tcPr>
+          <w:p wp14:textId="77777777">
+            <w:r>
+              <w:t xml:space="preserve">Pods in monitoring stay Pending or ContainerCreating</w:t>
+            </w:r>
+          </w:p>
+        </w:tc>
+        <w:tc>
+          <w:tcPr>
+            <w:tcW w:w="6338" w:type="dxa"/>
+            <w:tcBorders>
+              <w:top w:val="single" w:color="BFBFBF" w:sz="4"/>
+              <w:left w:val="single" w:color="BFBFBF" w:sz="4"/>
+              <w:bottom w:val="single" w:color="BFBFBF" w:sz="4"/>
+              <w:right w:val="single" w:color="BFBFBF" w:sz="4"/>
+            </w:tcBorders>
+            <w:tcMar>
+              <w:top w:w="60" w:type="dxa"/>
+              <w:left w:w="110" w:type="dxa"/>
+              <w:bottom w:w="60" w:type="dxa"/>
+              <w:right w:w="110" w:type="dxa"/>
+            </w:tcMar>
+          </w:tcPr>
+          <w:p wp14:textId="77777777">
+            <w:r>
+              <w:rPr>
+                <w:lang w:val="en-US"/>
+              </w:rPr>
+              <w:t xml:space="preserve">The images are still downloading. Wait 2–5 minutes and check again with kubectl get pods -n monitoring.</w:t>
+            </w:r>
+          </w:p>
+        </w:tc>
+      </w:tr>
+      <w:tr xmlns:wp14="http://schemas.microsoft.com/office/word/2010/wordml" wp14:textId="77777777">
+        <w:trPr>
+          <w:cantSplit/>
+        </w:trPr>
+        <w:tc>
+          <w:tcPr>
+            <w:tcW w:w="3300" w:type="dxa"/>
+            <w:tcBorders>
+              <w:top w:val="single" w:color="BFBFBF" w:sz="4"/>
+              <w:left w:val="single" w:color="BFBFBF" w:sz="4"/>
+              <w:bottom w:val="single" w:color="BFBFBF" w:sz="4"/>
+              <w:right w:val="single" w:color="BFBFBF" w:sz="4"/>
+            </w:tcBorders>
+            <w:tcMar>
+              <w:top w:w="60" w:type="dxa"/>
+              <w:left w:w="110" w:type="dxa"/>
+              <w:bottom w:w="60" w:type="dxa"/>
+              <w:right w:w="110" w:type="dxa"/>
+            </w:tcMar>
+          </w:tcPr>
+          <w:p wp14:textId="77777777">
+            <w:r>
+              <w:t xml:space="preserve">LAB NOT READY</w:t>
+            </w:r>
+          </w:p>
+        </w:tc>
+        <w:tc>
+          <w:tcPr>
+            <w:tcW w:w="6338" w:type="dxa"/>
+            <w:tcBorders>
+              <w:top w:val="single" w:color="BFBFBF" w:sz="4"/>
+              <w:left w:val="single" w:color="BFBFBF" w:sz="4"/>
+              <w:bottom w:val="single" w:color="BFBFBF" w:sz="4"/>
+              <w:right w:val="single" w:color="BFBFBF" w:sz="4"/>
+            </w:tcBorders>
+            <w:tcMar>
+              <w:top w:w="60" w:type="dxa"/>
+              <w:left w:w="110" w:type="dxa"/>
+              <w:bottom w:w="60" w:type="dxa"/>
+              <w:right w:w="110" w:type="dxa"/>
+            </w:tcMar>
+          </w:tcPr>
+          <w:p wp14:textId="77777777">
+            <w:r>
+              <w:rPr>
+                <w:lang w:val="en-US"/>
+              </w:rPr>
+              <w:t xml:space="preserve">Wait one minute and run ./verify-lab.sh again. If it still fails, rebuild the lab with ./reset-lab.sh (type RESET).</w:t>
+            </w:r>
+          </w:p>
+        </w:tc>
+      </w:tr>
+      <w:tr xmlns:wp14="http://schemas.microsoft.com/office/word/2010/wordml" wp14:textId="77777777">
+        <w:trPr>
+          <w:cantSplit/>
+        </w:trPr>
+        <w:tc>
+          <w:tcPr>
+            <w:tcW w:w="3300" w:type="dxa"/>
+            <w:tcBorders>
+              <w:top w:val="single" w:color="BFBFBF" w:sz="4"/>
+              <w:left w:val="single" w:color="BFBFBF" w:sz="4"/>
+              <w:bottom w:val="single" w:color="BFBFBF" w:sz="4"/>
+              <w:right w:val="single" w:color="BFBFBF" w:sz="4"/>
+            </w:tcBorders>
+            <w:tcMar>
+              <w:top w:w="60" w:type="dxa"/>
+              <w:left w:w="110" w:type="dxa"/>
+              <w:bottom w:w="60" w:type="dxa"/>
+              <w:right w:w="110" w:type="dxa"/>
+            </w:tcMar>
+          </w:tcPr>
+          <w:p wp14:textId="77777777">
+            <w:r>
+              <w:t xml:space="preserve">Firefox cannot open localhost:9090 or localhost:3000</w:t>
+            </w:r>
+          </w:p>
+        </w:tc>
+        <w:tc>
+          <w:tcPr>
+            <w:tcW w:w="6338" w:type="dxa"/>
+            <w:tcBorders>
+              <w:top w:val="single" w:color="BFBFBF" w:sz="4"/>
+              <w:left w:val="single" w:color="BFBFBF" w:sz="4"/>
+              <w:bottom w:val="single" w:color="BFBFBF" w:sz="4"/>
+              <w:right w:val="single" w:color="BFBFBF" w:sz="4"/>
+            </w:tcBorders>
+            <w:tcMar>
+              <w:top w:w="60" w:type="dxa"/>
+              <w:left w:w="110" w:type="dxa"/>
+              <w:bottom w:w="60" w:type="dxa"/>
+              <w:right w:w="110" w:type="dxa"/>
+            </w:tcMar>
+          </w:tcPr>
+          <w:p wp14:textId="77777777">
+            <w:r>
+              <w:rPr>
+                <w:lang w:val="en-US"/>
+              </w:rPr>
+              <w:t xml:space="preserve">The port-forward in tab 2 or tab 3 has stopped. Run it again (Up arrow, Enter).</w:t>
+            </w:r>
+          </w:p>
+        </w:tc>
+      </w:tr>
+      <w:tr xmlns:wp14="http://schemas.microsoft.com/office/word/2010/wordml" wp14:textId="77777777">
+        <w:trPr>
+          <w:cantSplit/>
+        </w:trPr>
+        <w:tc>
+          <w:tcPr>
+            <w:tcW w:w="3300" w:type="dxa"/>
+            <w:tcBorders>
+              <w:top w:val="single" w:color="BFBFBF" w:sz="4"/>
+              <w:left w:val="single" w:color="BFBFBF" w:sz="4"/>
+              <w:bottom w:val="single" w:color="BFBFBF" w:sz="4"/>
+              <w:right w:val="single" w:color="BFBFBF" w:sz="4"/>
+            </w:tcBorders>
+            <w:tcMar>
+              <w:top w:w="60" w:type="dxa"/>
+              <w:left w:w="110" w:type="dxa"/>
+              <w:bottom w:w="60" w:type="dxa"/>
+              <w:right w:w="110" w:type="dxa"/>
+            </w:tcMar>
+          </w:tcPr>
+          <w:p wp14:textId="77777777">
+            <w:r>
+              <w:t xml:space="preserve">Grafana says the password is wrong</w:t>
+            </w:r>
+          </w:p>
+        </w:tc>
+        <w:tc>
+          <w:tcPr>
+            <w:tcW w:w="6338" w:type="dxa"/>
+            <w:tcBorders>
+              <w:top w:val="single" w:color="BFBFBF" w:sz="4"/>
+              <w:left w:val="single" w:color="BFBFBF" w:sz="4"/>
+              <w:bottom w:val="single" w:color="BFBFBF" w:sz="4"/>
+              <w:right w:val="single" w:color="BFBFBF" w:sz="4"/>
+            </w:tcBorders>
+            <w:tcMar>
+              <w:top w:w="60" w:type="dxa"/>
+              <w:left w:w="110" w:type="dxa"/>
+              <w:bottom w:w="60" w:type="dxa"/>
+              <w:right w:w="110" w:type="dxa"/>
+            </w:tcMar>
+          </w:tcPr>
+          <w:p wp14:textId="77777777">
+            <w:r>
+              <w:rPr>
+                <w:lang w:val="en-US"/>
+              </w:rPr>
+              <w:t xml:space="preserve">Log in as admin with the password in your .env file. Check it with cat .env.</w:t>
+            </w:r>
+          </w:p>
+        </w:tc>
+      </w:tr>
+      <w:tr xmlns:wp14="http://schemas.microsoft.com/office/word/2010/wordml" wp14:textId="77777777">
+        <w:trPr>
+          <w:cantSplit/>
+        </w:trPr>
+        <w:tc>
+          <w:tcPr>
+            <w:tcW w:w="3300" w:type="dxa"/>
+            <w:tcBorders>
+              <w:top w:val="single" w:color="BFBFBF" w:sz="4"/>
+              <w:left w:val="single" w:color="BFBFBF" w:sz="4"/>
+              <w:bottom w:val="single" w:color="BFBFBF" w:sz="4"/>
+              <w:right w:val="single" w:color="BFBFBF" w:sz="4"/>
+            </w:tcBorders>
+            <w:tcMar>
+              <w:top w:w="60" w:type="dxa"/>
+              <w:left w:w="110" w:type="dxa"/>
+              <w:bottom w:w="60" w:type="dxa"/>
+              <w:right w:w="110" w:type="dxa"/>
+            </w:tcMar>
+          </w:tcPr>
+          <w:p wp14:textId="77777777">
+            <w:r>
+              <w:t xml:space="preserve">address already in use</w:t>
+            </w:r>
+          </w:p>
+        </w:tc>
+        <w:tc>
+          <w:tcPr>
+            <w:tcW w:w="6338" w:type="dxa"/>
+            <w:tcBorders>
+              <w:top w:val="single" w:color="BFBFBF" w:sz="4"/>
+              <w:left w:val="single" w:color="BFBFBF" w:sz="4"/>
+              <w:bottom w:val="single" w:color="BFBFBF" w:sz="4"/>
+              <w:right w:val="single" w:color="BFBFBF" w:sz="4"/>
+            </w:tcBorders>
+            <w:tcMar>
+              <w:top w:w="60" w:type="dxa"/>
+              <w:left w:w="110" w:type="dxa"/>
+              <w:bottom w:w="60" w:type="dxa"/>
+              <w:right w:w="110" w:type="dxa"/>
+            </w:tcMar>
+          </w:tcPr>
+          <w:p wp14:textId="77777777">
+            <w:r>
+              <w:rPr>
+                <w:lang w:val="en-US"/>
+              </w:rPr>
+              <w:t xml:space="preserve">That port-forward is already running in another tab.</w:t>
+            </w:r>
+          </w:p>
+        </w:tc>
+      </w:tr>
+    </w:tbl>
     <w:p xmlns:wp14="http://schemas.microsoft.com/office/word/2010/wordml" wp14:textId="77777777">
       <w:pPr>
         <w:pStyle w:val="Heading1"/>
